--- a/docs/diagram/word/Lampiran-CSUQ.docx
+++ b/docs/diagram/word/Lampiran-CSUQ.docx
@@ -2158,7 +2158,7 @@
               <w:pStyle w:val="Compact"/>
             </w:pPr>
             <w:r>
-              <w:t xml:space="preserve">1–19</w:t>
+              <w:t xml:space="preserve">1–19 (butir 19 tidak masuk subskala mana pun)</w:t>
             </w:r>
           </w:p>
         </w:tc>
